--- a/EJERCICIOS DE LOS ALUMNOS/JUAN ANTONIO/JAVA/bucle_while_propios.docx
+++ b/EJERCICIOS DE LOS ALUMNOS/JUAN ANTONIO/JAVA/bucle_while_propios.docx
@@ -19,6 +19,9 @@
     </w:p>
     <w:p>
       <w:r>
+        <w:rPr>
+          <w:noProof/>
+        </w:rPr>
         <w:drawing>
           <wp:inline distT="0" distB="0" distL="0" distR="0" wp14:anchorId="0B361918" wp14:editId="30DD5D53">
             <wp:extent cx="6645910" cy="2750820"/>
@@ -64,6 +67,9 @@
     </w:p>
     <w:p>
       <w:r>
+        <w:rPr>
+          <w:noProof/>
+        </w:rPr>
         <w:drawing>
           <wp:inline distT="0" distB="0" distL="0" distR="0" wp14:anchorId="7E02E836" wp14:editId="0D1DD708">
             <wp:extent cx="6645910" cy="2597785"/>
@@ -119,6 +125,9 @@
     </w:p>
     <w:p>
       <w:r>
+        <w:rPr>
+          <w:noProof/>
+        </w:rPr>
         <w:drawing>
           <wp:inline distT="0" distB="0" distL="0" distR="0" wp14:anchorId="3A804122" wp14:editId="4410A3E9">
             <wp:extent cx="6645910" cy="3801110"/>
@@ -174,6 +183,9 @@
     </w:p>
     <w:p>
       <w:r>
+        <w:rPr>
+          <w:noProof/>
+        </w:rPr>
         <w:drawing>
           <wp:inline distT="0" distB="0" distL="0" distR="0" wp14:anchorId="03A5DF59" wp14:editId="5CD7C7E4">
             <wp:extent cx="6645910" cy="3579495"/>
@@ -261,6 +273,9 @@
     </w:p>
     <w:p>
       <w:r>
+        <w:rPr>
+          <w:noProof/>
+        </w:rPr>
         <w:drawing>
           <wp:inline distT="0" distB="0" distL="0" distR="0" wp14:anchorId="6B89C2E4" wp14:editId="2572337A">
             <wp:extent cx="6645910" cy="3163570"/>
@@ -305,6 +320,9 @@
     </w:p>
     <w:p>
       <w:r>
+        <w:rPr>
+          <w:noProof/>
+        </w:rPr>
         <w:drawing>
           <wp:inline distT="0" distB="0" distL="0" distR="0" wp14:anchorId="229480FD" wp14:editId="49DFD905">
             <wp:extent cx="6392829" cy="5779566"/>
@@ -330,6 +348,51 @@
                     <a:xfrm>
                       <a:off x="0" y="0"/>
                       <a:ext cx="6417494" cy="5801865"/>
+                    </a:xfrm>
+                    <a:prstGeom prst="rect">
+                      <a:avLst/>
+                    </a:prstGeom>
+                  </pic:spPr>
+                </pic:pic>
+              </a:graphicData>
+            </a:graphic>
+          </wp:inline>
+        </w:drawing>
+      </w:r>
+    </w:p>
+    <w:p>
+      <w:r>
+        <w:lastRenderedPageBreak/>
+        <w:t>Pedir una contraseña hasta que sea correcta</w:t>
+      </w:r>
+    </w:p>
+    <w:p>
+      <w:r>
+        <w:drawing>
+          <wp:inline distT="0" distB="0" distL="0" distR="0" wp14:anchorId="7DCA3B42" wp14:editId="1141C924">
+            <wp:extent cx="6645910" cy="4466590"/>
+            <wp:effectExtent l="0" t="0" r="2540" b="0"/>
+            <wp:docPr id="1094010501" name="Imagen 1"/>
+            <wp:cNvGraphicFramePr>
+              <a:graphicFrameLocks xmlns:a="http://schemas.openxmlformats.org/drawingml/2006/main" noChangeAspect="1"/>
+            </wp:cNvGraphicFramePr>
+            <a:graphic xmlns:a="http://schemas.openxmlformats.org/drawingml/2006/main">
+              <a:graphicData uri="http://schemas.openxmlformats.org/drawingml/2006/picture">
+                <pic:pic xmlns:pic="http://schemas.openxmlformats.org/drawingml/2006/picture">
+                  <pic:nvPicPr>
+                    <pic:cNvPr id="1094010501" name=""/>
+                    <pic:cNvPicPr/>
+                  </pic:nvPicPr>
+                  <pic:blipFill>
+                    <a:blip r:embed="rId10"/>
+                    <a:stretch>
+                      <a:fillRect/>
+                    </a:stretch>
+                  </pic:blipFill>
+                  <pic:spPr>
+                    <a:xfrm>
+                      <a:off x="0" y="0"/>
+                      <a:ext cx="6645910" cy="4466590"/>
                     </a:xfrm>
                     <a:prstGeom prst="rect">
                       <a:avLst/>
